--- a/donapp/public/assets/docs/AutorizacionTratamientoDatosDonapp.docx
+++ b/donapp/public/assets/docs/AutorizacionTratamientoDatosDonapp.docx
@@ -28,7 +28,7 @@
               <w:bottom w:val="none" w:color="FFFFFF" w:sz="0"/>
               <w:right w:val="none" w:color="FFFFFF" w:sz="0"/>
             </w:tcBorders>
-            <w:shd w:fill="C0392B" w:val="clear"/>
+            <w:shd w:fill="0B5AA6" w:val="clear"/>
           </w:tcPr>
           <w:p/>
         </w:tc>
@@ -41,7 +41,7 @@
               <w:bottom w:val="none" w:color="FFFFFF" w:sz="0"/>
               <w:right w:val="none" w:color="FFFFFF" w:sz="0"/>
             </w:tcBorders>
-            <w:shd w:fill="F9EBEA" w:val="clear"/>
+            <w:shd w:fill="E7EFF6" w:val="clear"/>
             <w:tcMar>
               <w:top w:type="dxa" w:w="160"/>
               <w:left w:type="dxa" w:w="300"/>
@@ -54,7 +54,7 @@
               <w:rPr>
                 <w:b/>
                 <w:bCs/>
-                <w:color w:val="C0392B"/>
+                <w:color w:val="0B5AA6"/>
                 <w:sz w:val="19"/>
                 <w:szCs w:val="19"/>
               </w:rPr>
@@ -95,7 +95,7 @@
     <w:p>
       <w:pPr>
         <w:pBdr>
-          <w:bottom w:val="single" w:color="C0392B" w:sz="8" w:space="4"/>
+          <w:bottom w:val="single" w:color="0B5AA6" w:sz="8" w:space="4"/>
         </w:pBdr>
         <w:spacing w:after="180" w:before="260"/>
       </w:pPr>
@@ -103,7 +103,7 @@
         <w:rPr>
           <w:b/>
           <w:bCs/>
-          <w:color w:val="C0392B"/>
+          <w:color w:val="0B5AA6"/>
           <w:sz w:val="22"/>
           <w:szCs w:val="22"/>
         </w:rPr>
@@ -673,7 +673,7 @@
     <w:p>
       <w:pPr>
         <w:pBdr>
-          <w:bottom w:val="single" w:color="C0392B" w:sz="8" w:space="4"/>
+          <w:bottom w:val="single" w:color="0B5AA6" w:sz="8" w:space="4"/>
         </w:pBdr>
         <w:spacing w:after="180" w:before="260"/>
       </w:pPr>
@@ -681,7 +681,7 @@
         <w:rPr>
           <w:b/>
           <w:bCs/>
-          <w:color w:val="C0392B"/>
+          <w:color w:val="0B5AA6"/>
           <w:sz w:val="22"/>
           <w:szCs w:val="22"/>
         </w:rPr>
@@ -720,7 +720,7 @@
     <w:p>
       <w:pPr>
         <w:pBdr>
-          <w:bottom w:val="single" w:color="C0392B" w:sz="8" w:space="4"/>
+          <w:bottom w:val="single" w:color="0B5AA6" w:sz="8" w:space="4"/>
         </w:pBdr>
         <w:spacing w:after="180" w:before="260"/>
       </w:pPr>
@@ -728,7 +728,7 @@
         <w:rPr>
           <w:b/>
           <w:bCs/>
-          <w:color w:val="C0392B"/>
+          <w:color w:val="0B5AA6"/>
           <w:sz w:val="22"/>
           <w:szCs w:val="22"/>
         </w:rPr>
@@ -761,7 +761,7 @@
               <w:bottom w:val="none" w:color="FFFFFF" w:sz="0"/>
               <w:right w:val="none" w:color="FFFFFF" w:sz="0"/>
             </w:tcBorders>
-            <w:shd w:fill="C0392B" w:val="clear"/>
+            <w:shd w:fill="0B5AA6" w:val="clear"/>
           </w:tcPr>
           <w:p/>
         </w:tc>
@@ -774,7 +774,7 @@
               <w:bottom w:val="none" w:color="FFFFFF" w:sz="0"/>
               <w:right w:val="none" w:color="FFFFFF" w:sz="0"/>
             </w:tcBorders>
-            <w:shd w:fill="F9EBEA" w:val="clear"/>
+            <w:shd w:fill="E7EFF6" w:val="clear"/>
             <w:tcMar>
               <w:top w:type="dxa" w:w="160"/>
               <w:left w:type="dxa" w:w="240"/>
@@ -790,7 +790,7 @@
               <w:rPr>
                 <w:b/>
                 <w:bCs/>
-                <w:color w:val="C0392B"/>
+                <w:color w:val="0B5AA6"/>
                 <w:sz w:val="20"/>
                 <w:szCs w:val="20"/>
               </w:rPr>
@@ -1021,7 +1021,7 @@
     <w:p>
       <w:pPr>
         <w:pBdr>
-          <w:bottom w:val="single" w:color="C0392B" w:sz="8" w:space="4"/>
+          <w:bottom w:val="single" w:color="0B5AA6" w:sz="8" w:space="4"/>
         </w:pBdr>
         <w:spacing w:after="180" w:before="260"/>
       </w:pPr>
@@ -1029,7 +1029,7 @@
         <w:rPr>
           <w:b/>
           <w:bCs/>
-          <w:color w:val="C0392B"/>
+          <w:color w:val="0B5AA6"/>
           <w:sz w:val="22"/>
           <w:szCs w:val="22"/>
         </w:rPr>
